--- a/klagomål/A 57942-2021 FSC-klagomål.docx
+++ b/klagomål/A 57942-2021 FSC-klagomål.docx
@@ -2296,7 +2296,7 @@
     <w:r>
       <w:tab/>
       <w:tab/>
-      <w:t>2026-09-14</w:t>
+      <w:t>2026-09-15</w:t>
       <w:br/>
       <w:br/>
     </w:r>

--- a/klagomål/A 57942-2021 FSC-klagomål.docx
+++ b/klagomål/A 57942-2021 FSC-klagomål.docx
@@ -2296,7 +2296,7 @@
     <w:r>
       <w:tab/>
       <w:tab/>
-      <w:t>2026-09-15</w:t>
+      <w:t>2026-09-16</w:t>
       <w:br/>
       <w:br/>
     </w:r>

--- a/klagomål/A 57942-2021 FSC-klagomål.docx
+++ b/klagomål/A 57942-2021 FSC-klagomål.docx
@@ -2296,7 +2296,7 @@
     <w:r>
       <w:tab/>
       <w:tab/>
-      <w:t>2026-09-16</w:t>
+      <w:t>2026-09-17</w:t>
       <w:br/>
       <w:br/>
     </w:r>

--- a/klagomål/A 57942-2021 FSC-klagomål.docx
+++ b/klagomål/A 57942-2021 FSC-klagomål.docx
@@ -2296,7 +2296,7 @@
     <w:r>
       <w:tab/>
       <w:tab/>
-      <w:t>2026-09-17</w:t>
+      <w:t>2026-09-18</w:t>
       <w:br/>
       <w:br/>
     </w:r>

--- a/klagomål/A 57942-2021 FSC-klagomål.docx
+++ b/klagomål/A 57942-2021 FSC-klagomål.docx
@@ -2296,7 +2296,7 @@
     <w:r>
       <w:tab/>
       <w:tab/>
-      <w:t>2026-09-18</w:t>
+      <w:t>2026-09-19</w:t>
       <w:br/>
       <w:br/>
     </w:r>

--- a/klagomål/A 57942-2021 FSC-klagomål.docx
+++ b/klagomål/A 57942-2021 FSC-klagomål.docx
@@ -2296,7 +2296,7 @@
     <w:r>
       <w:tab/>
       <w:tab/>
-      <w:t>2026-09-19</w:t>
+      <w:t>2026-09-21</w:t>
       <w:br/>
       <w:br/>
     </w:r>

--- a/klagomål/A 57942-2021 FSC-klagomål.docx
+++ b/klagomål/A 57942-2021 FSC-klagomål.docx
@@ -2296,7 +2296,7 @@
     <w:r>
       <w:tab/>
       <w:tab/>
-      <w:t>2026-09-21</w:t>
+      <w:t>2026-09-23</w:t>
       <w:br/>
       <w:br/>
     </w:r>

--- a/klagomål/A 57942-2021 FSC-klagomål.docx
+++ b/klagomål/A 57942-2021 FSC-klagomål.docx
@@ -2296,7 +2296,7 @@
     <w:r>
       <w:tab/>
       <w:tab/>
-      <w:t>2026-09-23</w:t>
+      <w:t>2026-09-24</w:t>
       <w:br/>
       <w:br/>
     </w:r>

--- a/klagomål/A 57942-2021 FSC-klagomål.docx
+++ b/klagomål/A 57942-2021 FSC-klagomål.docx
@@ -2296,7 +2296,7 @@
     <w:r>
       <w:tab/>
       <w:tab/>
-      <w:t>2026-09-24</w:t>
+      <w:t>2026-09-25</w:t>
       <w:br/>
       <w:br/>
     </w:r>

--- a/klagomål/A 57942-2021 FSC-klagomål.docx
+++ b/klagomål/A 57942-2021 FSC-klagomål.docx
@@ -2296,7 +2296,7 @@
     <w:r>
       <w:tab/>
       <w:tab/>
-      <w:t>2026-09-25</w:t>
+      <w:t>2026-09-26</w:t>
       <w:br/>
       <w:br/>
     </w:r>

--- a/klagomål/A 57942-2021 FSC-klagomål.docx
+++ b/klagomål/A 57942-2021 FSC-klagomål.docx
@@ -2296,7 +2296,7 @@
     <w:r>
       <w:tab/>
       <w:tab/>
-      <w:t>2026-09-26</w:t>
+      <w:t>2026-09-27</w:t>
       <w:br/>
       <w:br/>
     </w:r>

--- a/klagomål/A 57942-2021 FSC-klagomål.docx
+++ b/klagomål/A 57942-2021 FSC-klagomål.docx
@@ -2296,7 +2296,7 @@
     <w:r>
       <w:tab/>
       <w:tab/>
-      <w:t>2026-09-27</w:t>
+      <w:t>2026-09-28</w:t>
       <w:br/>
       <w:br/>
     </w:r>

--- a/klagomål/A 57942-2021 FSC-klagomål.docx
+++ b/klagomål/A 57942-2021 FSC-klagomål.docx
@@ -2296,7 +2296,7 @@
     <w:r>
       <w:tab/>
       <w:tab/>
-      <w:t>2026-09-28</w:t>
+      <w:t>2026-09-29</w:t>
       <w:br/>
       <w:br/>
     </w:r>

--- a/klagomål/A 57942-2021 FSC-klagomål.docx
+++ b/klagomål/A 57942-2021 FSC-klagomål.docx
@@ -2296,7 +2296,7 @@
     <w:r>
       <w:tab/>
       <w:tab/>
-      <w:t>2026-09-29</w:t>
+      <w:t>2026-09-30</w:t>
       <w:br/>
       <w:br/>
     </w:r>

--- a/klagomål/A 57942-2021 FSC-klagomål.docx
+++ b/klagomål/A 57942-2021 FSC-klagomål.docx
@@ -2296,7 +2296,7 @@
     <w:r>
       <w:tab/>
       <w:tab/>
-      <w:t>2026-09-30</w:t>
+      <w:t>2026-10-01</w:t>
       <w:br/>
       <w:br/>
     </w:r>

--- a/klagomål/A 57942-2021 FSC-klagomål.docx
+++ b/klagomål/A 57942-2021 FSC-klagomål.docx
@@ -2296,7 +2296,7 @@
     <w:r>
       <w:tab/>
       <w:tab/>
-      <w:t>2026-10-01</w:t>
+      <w:t>2026-10-02</w:t>
       <w:br/>
       <w:br/>
     </w:r>

--- a/klagomål/A 57942-2021 FSC-klagomål.docx
+++ b/klagomål/A 57942-2021 FSC-klagomål.docx
@@ -2296,7 +2296,7 @@
     <w:r>
       <w:tab/>
       <w:tab/>
-      <w:t>2026-10-02</w:t>
+      <w:t>2026-10-03</w:t>
       <w:br/>
       <w:br/>
     </w:r>

--- a/klagomål/A 57942-2021 FSC-klagomål.docx
+++ b/klagomål/A 57942-2021 FSC-klagomål.docx
@@ -2296,7 +2296,7 @@
     <w:r>
       <w:tab/>
       <w:tab/>
-      <w:t>2026-10-03</w:t>
+      <w:t>2026-10-04</w:t>
       <w:br/>
       <w:br/>
     </w:r>

--- a/klagomål/A 57942-2021 FSC-klagomål.docx
+++ b/klagomål/A 57942-2021 FSC-klagomål.docx
@@ -2296,7 +2296,7 @@
     <w:r>
       <w:tab/>
       <w:tab/>
-      <w:t>2026-10-04</w:t>
+      <w:t>2026-10-05</w:t>
       <w:br/>
       <w:br/>
     </w:r>

--- a/klagomål/A 57942-2021 FSC-klagomål.docx
+++ b/klagomål/A 57942-2021 FSC-klagomål.docx
@@ -2296,7 +2296,7 @@
     <w:r>
       <w:tab/>
       <w:tab/>
-      <w:t>2026-10-05</w:t>
+      <w:t>2026-10-06</w:t>
       <w:br/>
       <w:br/>
     </w:r>

--- a/klagomål/A 57942-2021 FSC-klagomål.docx
+++ b/klagomål/A 57942-2021 FSC-klagomål.docx
@@ -178,7 +178,7 @@
       <w:r>
         <w:drawing>
           <wp:inline xmlns:a="http://schemas.openxmlformats.org/drawingml/2006/main" xmlns:pic="http://schemas.openxmlformats.org/drawingml/2006/picture">
-            <wp:extent cx="5486400" cy="5712643"/>
+            <wp:extent cx="5411399" cy="5724000"/>
             <wp:docPr id="1" name="Picture 1"/>
             <wp:cNvGraphicFramePr>
               <a:graphicFrameLocks noChangeAspect="1"/>
@@ -199,7 +199,7 @@
                   <pic:spPr>
                     <a:xfrm>
                       <a:off x="0" y="0"/>
-                      <a:ext cx="5486400" cy="5712643"/>
+                      <a:ext cx="5411399" cy="5724000"/>
                     </a:xfrm>
                     <a:prstGeom prst="rect"/>
                   </pic:spPr>
@@ -221,7 +221,7 @@
     </w:p>
     <w:p>
       <w:r>
-        <w:t>I och inom 25 meter från avverkningsanmälan finns fynd av 25 naturvårdsarter, varav 16 är rödlistade, 8 är fridlysta, 19 är typiska (T) och 7 är signalarter (S): blackticka (VU), doftticka (VU, T, §8), garnlav (VU, T), knärot (VU, T, §8), ulltickeporing (VU), kolflarnlav (NT, T), lunglav (NT, T), rosenticka (NT, T), skogshare (NT), skrovellav (NT, T), tallticka (NT, T), talltita (NT, §4), tretåig hackspett (NT, T, §4), ullticka (NT, T), vedflikmossa (NT), vedtrappmossa (NT, T), luddlav (S, T), plattlummer (S, T, §9), spindelblomster (S, T, §8), stuplav (S, T), trådticka (S, T), vedticka (S, T), ögonpyrola (S, T), spillkråka (T, §4) och fläcknycklar (§8). Se Figur 1.</w:t>
+        <w:t>I och inom 25 meter från avverkningsanmälan finns fynd av 34 naturvårdsarter, varav 19 är rödlistade, 10 är fridlysta, 28 är typiska (T) och 11 är signalarter (S): blackticka (VU), doftticka (VU, T, §8), garnlav (VU, T), knärot (VU, T, §8), ulltickeporing (VU), gammelgransskål (NT, T), kolflarnlav (NT, T), lunglav (NT, T), rosenticka (NT, T), rynkskinn (NT, T), skogshare (NT), skrovellav (NT, T), talltagel (NT, T), tallticka (NT, T), talltita (NT, §4), tretåig hackspett (NT, T, §4), ullticka (NT, T), vedflikmossa (NT), vedtrappmossa (NT, T), bollvitmossa (S, T), lappranunkel (S, T, §7), luddlav (S, T), norrlandslav (S, T), nästlav (S, T), plattlummer (S, T, §9), spindelblomster (S, T, §8), stuplav (S, T), trådticka (S, T), vedticka (S, T), ögonpyrola (S, T), järpe (T, §4), linnea (T), spillkråka (T, §4) och fläcknycklar (§8). Se Figur 1.</w:t>
       </w:r>
     </w:p>
     <w:p>
@@ -365,7 +365,7 @@
     </w:p>
     <w:p>
       <w:r>
-        <w:t>I det avverkningsanmälda området finns 82 fyndplatser för knärot registrerade på Artportalen. Figur 2 visar gränserna för buffertzoner på 50 m, som behöver lämnas kring fyndplatserna för att knärotslokalerna inte ska försvinna vid en avverkning. Av det avverkningsanmälda området överlappar 12.43 ha med buffertzonerna och får av detta skäl inte avverkas.</w:t>
+        <w:t>I det avverkningsanmälda området finns 85 fyndplatser för knärot registrerade på Artportalen. Figur 2 visar gränserna för buffertzoner på 50 m, som behöver lämnas kring fyndplatserna för att knärotslokalerna inte ska försvinna vid en avverkning. Av det avverkningsanmälda området överlappar 12.53 ha med buffertzonerna och får av detta skäl inte avverkas.</w:t>
       </w:r>
     </w:p>
     <w:p>
@@ -445,6 +445,26 @@
         <w:rPr>
           <w:b/>
         </w:rPr>
+        <w:t>Gammelgransskål (NT)</w:t>
+      </w:r>
+      <w:r>
+        <w:t xml:space="preserve"> är en liten skålsvamp som växer på gamla granar med skrovlig bark. Typiska växtplatser är gransumpskog i myrkanter, bäckdråg, bäckraviner och skuggiga bergssluttningar, men också skog på torrare mark kan hysa arten om beståndet har stark naturskogskaraktär. Bestånd med arten bör behandlas som nyckelbiotoper och sparas vid en slutavverkning. Även gallring bör undvikas. Gammelgransskål är typisk art för </w:t>
+      </w:r>
+      <w:r>
+        <w:rPr>
+          <w:i/>
+        </w:rPr>
+        <w:t>9010 Taiga</w:t>
+      </w:r>
+      <w:r>
+        <w:t xml:space="preserve"> (SLU Artdatabanken, 2024; Nitare &amp; Skogsstyrelsen, 2019).</w:t>
+      </w:r>
+    </w:p>
+    <w:p>
+      <w:r>
+        <w:rPr>
+          <w:b/>
+        </w:rPr>
         <w:t>Kolflarnlav (NT)</w:t>
       </w:r>
       <w:r>
@@ -550,6 +570,35 @@
         <w:rPr>
           <w:b/>
         </w:rPr>
+        <w:t>Rynkskinn (NT)</w:t>
+      </w:r>
+      <w:r>
+        <w:t xml:space="preserve"> är en vednedbrytare som växer på grova granlågor och ingår i en karaktäristisk association av vedsvampar knutna till urskogsartade barrskogar. Den har klassificerats som en “urskogsindikator” och är placerad i toppen av Skogsstyrelsens värdepyramid för bedömning av skog med höga naturvärden. Allt tyder på att rynkskinn är mycket känslig för skogliga ingrepp och lokalerna, som oftast har höga biologiska kvaliteter, bör lämnas till fri utveckling. Rynkskinn är typisk art för </w:t>
+      </w:r>
+      <w:r>
+        <w:rPr>
+          <w:i/>
+        </w:rPr>
+        <w:t xml:space="preserve">9010 Taiga, 9050 Näringsrik granskog </w:t>
+      </w:r>
+      <w:r>
+        <w:t>och</w:t>
+      </w:r>
+      <w:r>
+        <w:rPr>
+          <w:i/>
+        </w:rPr>
+        <w:t xml:space="preserve"> 9030 Landhöjningsskog</w:t>
+      </w:r>
+      <w:r>
+        <w:t xml:space="preserve"> (Nitare &amp; Skogsstyrelsen, 2019; SLU Artdatabanken, 2026).</w:t>
+      </w:r>
+    </w:p>
+    <w:p>
+      <w:r>
+        <w:rPr>
+          <w:b/>
+        </w:rPr>
         <w:t>Skrovellav (NT)</w:t>
       </w:r>
       <w:r>
@@ -597,6 +646,26 @@
         <w:rPr>
           <w:b/>
         </w:rPr>
+        <w:t>Talltagel (NT)</w:t>
+      </w:r>
+      <w:r>
+        <w:t xml:space="preserve"> är en boreal art som förekommer på tall i äldre, öppna tallskogar. Den påverkas negativt av brist på kontinuitetsskog och minskningstakten bedöms vara nära gränsvärdet för Sårbar (VU). Talltagel är typisk art för </w:t>
+      </w:r>
+      <w:r>
+        <w:rPr>
+          <w:i/>
+        </w:rPr>
+        <w:t>9010 Taiga</w:t>
+      </w:r>
+      <w:r>
+        <w:t xml:space="preserve"> (SLU Artdatabanken, 2026).</w:t>
+      </w:r>
+    </w:p>
+    <w:p>
+      <w:r>
+        <w:rPr>
+          <w:b/>
+        </w:rPr>
         <w:t xml:space="preserve">Tallticka (NT) </w:t>
       </w:r>
       <w:r>
@@ -753,6 +822,64 @@
         <w:rPr>
           <w:b/>
         </w:rPr>
+        <w:t xml:space="preserve">Bollvitmossa </w:t>
+      </w:r>
+      <w:r>
+        <w:t xml:space="preserve">är en bra signalart inom hela sitt utbredningsområde. Vanligast är den i naturvårdsintressanta tallsumpskogar. Även gransumpskogar med bollvitmossa har normalt höga naturvärden. Arten indikerar skogsmark med stabila hydrologiska förhållanden och sannolikt även lång skoglig kontinuitet. Bollvitmossa är typisk art för </w:t>
+      </w:r>
+      <w:r>
+        <w:rPr>
+          <w:i/>
+        </w:rPr>
+        <w:t xml:space="preserve">9010 Taiga </w:t>
+      </w:r>
+      <w:r>
+        <w:t xml:space="preserve">och </w:t>
+      </w:r>
+      <w:r>
+        <w:rPr>
+          <w:i/>
+        </w:rPr>
+        <w:t xml:space="preserve">9740 Skogsbevuxen myr </w:t>
+      </w:r>
+      <w:r>
+        <w:t>(SLU Artdatabanken, 2025; Nitare &amp; Skogsstyrelsen, 2019).</w:t>
+      </w:r>
+    </w:p>
+    <w:p>
+      <w:r>
+        <w:rPr>
+          <w:b/>
+        </w:rPr>
+        <w:t>Lappranunkel (§7)</w:t>
+      </w:r>
+      <w:r>
+        <w:t xml:space="preserve"> omfattas av EU:s art- och habitatdirektiv och är fridlyst enligt 7 § artskyddsförordningen vilket innebär att artens livsmiljöer inte får förstöras. Den är knuten till granskogsmiljöer med ytligt liggande markvatten och konstant hög luftfuktighet. Arten är känslig för kalavverkning och markskador men kan kortvarigt står kvar en tid i fuktsvackor efter en avverkning. Lokaler med lappranunkel får inte avverkas. Lappranunkel är typisk art för </w:t>
+      </w:r>
+      <w:r>
+        <w:rPr>
+          <w:i/>
+        </w:rPr>
+        <w:t xml:space="preserve">9010 Taiga, 7160 Källor och källkärr </w:t>
+      </w:r>
+      <w:r>
+        <w:t>och</w:t>
+      </w:r>
+      <w:r>
+        <w:rPr>
+          <w:i/>
+        </w:rPr>
+        <w:t xml:space="preserve"> 9050 Näringsrik granskog</w:t>
+      </w:r>
+      <w:r>
+        <w:t xml:space="preserve"> (Nitare &amp; Skogsstyrelsen, 2019; SLU Artdatabanken, 2024).</w:t>
+      </w:r>
+    </w:p>
+    <w:p>
+      <w:r>
+        <w:rPr>
+          <w:b/>
+        </w:rPr>
         <w:t>Luddlav</w:t>
       </w:r>
       <w:r>
@@ -791,6 +918,55 @@
         <w:rPr>
           <w:b/>
         </w:rPr>
+        <w:t xml:space="preserve">Norrlandslav </w:t>
+      </w:r>
+      <w:r>
+        <w:t xml:space="preserve">indikerar söder om den naturliga norrlandsgränsen barrskogsbeklädda bergbranter eller andra ostörda skogsmiljöer med höga naturvärden. Norrlandslav är typisk art för </w:t>
+      </w:r>
+      <w:r>
+        <w:rPr>
+          <w:i/>
+        </w:rPr>
+        <w:t xml:space="preserve">9010 Taiga, 8110 Silikatrasmarker </w:t>
+      </w:r>
+      <w:r>
+        <w:t>och</w:t>
+      </w:r>
+      <w:r>
+        <w:rPr>
+          <w:i/>
+        </w:rPr>
+        <w:t xml:space="preserve"> 8120 Kalkrasmarker </w:t>
+      </w:r>
+      <w:r>
+        <w:t>(Nitare &amp; Skogsstyrelsen, 2000; SLU Artdatabanken, 2025).</w:t>
+      </w:r>
+    </w:p>
+    <w:p>
+      <w:r>
+        <w:rPr>
+          <w:b/>
+        </w:rPr>
+        <w:t>Nästlav</w:t>
+      </w:r>
+      <w:r>
+        <w:t xml:space="preserve"> indikerar söder om den naturliga norrlandsgränsen äldre barrskogsområden med höga naturvärden där andra ovanliga nordliga barrskogsarter kan påträffas. Nästlav är typisk art för </w:t>
+      </w:r>
+      <w:r>
+        <w:rPr>
+          <w:i/>
+        </w:rPr>
+        <w:t xml:space="preserve">9010 Taiga </w:t>
+      </w:r>
+      <w:r>
+        <w:t>(Nitare &amp; Skogsstyrelsen, 2019; SLU Artdatabanken, 2025).</w:t>
+      </w:r>
+    </w:p>
+    <w:p>
+      <w:r>
+        <w:rPr>
+          <w:b/>
+        </w:rPr>
         <w:t>Plattlummer (§9)</w:t>
       </w:r>
       <w:r>
@@ -976,6 +1152,55 @@
       </w:r>
       <w:r>
         <w:t xml:space="preserve"> (Nitare &amp; Skogsstyrelsen, 2019; SLU Artdatabanken, 2024).</w:t>
+      </w:r>
+    </w:p>
+    <w:p>
+      <w:r>
+        <w:rPr>
+          <w:b/>
+        </w:rPr>
+        <w:t>Järpe (§4)</w:t>
+      </w:r>
+      <w:r>
+        <w:t xml:space="preserve">, som är upptagen i bilaga 1 och 2 EU:s fågeldirektiv, är mycket stationär inom sitt revir som är minst 25 hektar stort. Livsmiljöerna utgörs av tät barrskog med inblandning av lövträd och en väl utvecklad flerskiktad struktur med bärris och yngre eller undertryckta, täta granar i ett lägre skikt, ofta utmed bäckar och åar inne i den skyddande granskogen. Den överlever inte om dess livsmiljö kalavverkas och är även känslig för röjning, gallring och avverkning där unga granar och lövträd inte sparas i tillräcklig omfattning. Arten finns i sammanhängande grandominerad skog över hela Sverige men förekomsterna är betydligt glesare i Götaland än i övriga landet. Järpe är typisk art för </w:t>
+      </w:r>
+      <w:r>
+        <w:rPr>
+          <w:i/>
+        </w:rPr>
+        <w:t xml:space="preserve">9010 Taiga, 9080 Lövsumpskog </w:t>
+      </w:r>
+      <w:r>
+        <w:t xml:space="preserve">och </w:t>
+      </w:r>
+      <w:r>
+        <w:rPr>
+          <w:i/>
+        </w:rPr>
+        <w:t xml:space="preserve">9740 Skogsbevuxen myr </w:t>
+      </w:r>
+      <w:r>
+        <w:t>(SLU Artdatabanken, 2026).</w:t>
+      </w:r>
+    </w:p>
+    <w:p>
+      <w:r>
+        <w:rPr>
+          <w:b/>
+        </w:rPr>
+        <w:t xml:space="preserve">Linnea </w:t>
+      </w:r>
+      <w:r>
+        <w:t xml:space="preserve">är typisk art för </w:t>
+      </w:r>
+      <w:r>
+        <w:rPr>
+          <w:i/>
+        </w:rPr>
+        <w:t>9010 Taiga</w:t>
+      </w:r>
+      <w:r>
+        <w:t>. På linnea kan man hitta sporsäcksvampen linnealudd (SLU Artdatabanken, 2025).</w:t>
       </w:r>
     </w:p>
     <w:p>
@@ -1121,7 +1346,7 @@
         <w:rPr>
           <w:i/>
         </w:rPr>
-        <w:t>I det avverkningsanmälda skogsområdet har 23 rödlistade arter och signalarter påträffats. Detta ska jämföras med Skogsstyrelsens uppföljning 2017 av nyckelbiotoper som visade att man i genomsnitt hittar 20,6 olika rödlistade arter och signalarter i en nyckelbiotop (Wijk, S. 2017. Biologisk mångfald i nyckelbiotoper – Resultat från inventeringen “Uppföljning biologisk mångfald” 2009–2015. Rapport 4/2017 Skogsstyrelsen, Jönköping).</w:t>
+        <w:t>I det avverkningsanmälda skogsområdet har 30 rödlistade arter och signalarter påträffats. Detta ska jämföras med Skogsstyrelsens uppföljning 2017 av nyckelbiotoper som visade att man i genomsnitt hittar 20,6 olika rödlistade arter och signalarter i en nyckelbiotop (Wijk, S. 2017. Biologisk mångfald i nyckelbiotoper – Resultat från inventeringen “Uppföljning biologisk mångfald” 2009–2015. Rapport 4/2017 Skogsstyrelsen, Jönköping).</w:t>
       </w:r>
     </w:p>
     <w:p>
@@ -1150,7 +1375,7 @@
         <w:rPr>
           <w:i/>
         </w:rPr>
-        <w:t>I det avverkningsanmälda skogsområdet har 25 naturvårdsarter varav 16 rödlistade arter sina livsmiljöer och växtplatser.</w:t>
+        <w:t>I det avverkningsanmälda skogsområdet har 34 naturvårdsarter varav 19 rödlistade arter sina livsmiljöer och växtplatser.</w:t>
       </w:r>
     </w:p>
     <w:p>
@@ -2094,6 +2319,150 @@
       </w:r>
       <w:r>
         <w:t>Acta Ornithologica 40(1): 53–60.</w:t>
+      </w:r>
+    </w:p>
+    <w:p>
+      <w:pPr>
+        <w:pStyle w:val="Heading1"/>
+      </w:pPr>
+      <w:r>
+        <w:t>Lappranunkel – ekologi samt krav på livsmiljön</w:t>
+      </w:r>
+    </w:p>
+    <w:p>
+      <w:r>
+        <w:t>Lappranunkel (§7) omfattas av EU:s art- och habitatdirektiv och fridlyst enligt 7 § artskyddsförordningen vilket innebär att artens livsmiljöer inte får förstöras.</w:t>
+      </w:r>
+    </w:p>
+    <w:p>
+      <w:pPr>
+        <w:pStyle w:val="ListBullet"/>
+      </w:pPr>
+      <w:r>
+        <w:t xml:space="preserve">7 § </w:t>
+      </w:r>
+      <w:r>
+        <w:rPr>
+          <w:i/>
+        </w:rPr>
+        <w:t>I fråga om sådana växtarter som i bilaga 1 till denna förordning har markerats med N är det förbjudet att avsiktligt plocka, samla in, skära av, dra upp med rötterna eller förstöra växter i deras naturliga utbredningsområde i naturen. Förbudet gäller alla stadier i växternas biologiska cykel.</w:t>
+      </w:r>
+    </w:p>
+    <w:p>
+      <w:r>
+        <w:t xml:space="preserve">Lappranunkel är knuten till granskogsmiljöer med ytligt liggande markvatten och konstant hög luftfuktighet. Arten är känslig för kalavverkning och markskador men kan kortvarigt står kvar en tid i fuktsvackor efter en avverkning. Dikade lokaler bör restaureras hydrologiskt. Lokaler med lappranunkel får inte avverkas. Lappranunkel är typisk art för </w:t>
+      </w:r>
+      <w:r>
+        <w:rPr>
+          <w:i/>
+        </w:rPr>
+        <w:t xml:space="preserve">9010 Taiga, 7160 Källor och källkärr </w:t>
+      </w:r>
+      <w:r>
+        <w:t>och</w:t>
+      </w:r>
+      <w:r>
+        <w:rPr>
+          <w:i/>
+        </w:rPr>
+        <w:t xml:space="preserve"> 9050 Näringsrik granskog</w:t>
+      </w:r>
+      <w:r>
+        <w:t xml:space="preserve"> (Nitare &amp; Skogsstyrelsen, 2019; SLU Artdatabanken, 2024).</w:t>
+      </w:r>
+    </w:p>
+    <w:p>
+      <w:pPr>
+        <w:pStyle w:val="Heading2"/>
+      </w:pPr>
+      <w:r>
+        <w:t>Referenser – lappranunkel</w:t>
+      </w:r>
+    </w:p>
+    <w:p>
+      <w:r>
+        <w:t xml:space="preserve">Nitare, J. &amp; Skogsstyrelsen, 2019. </w:t>
+      </w:r>
+      <w:r>
+        <w:rPr>
+          <w:i/>
+        </w:rPr>
+        <w:t xml:space="preserve">Skyddsvärd skog – Naturvårdsarter och andra kriterier för naturvärdesbedömning. </w:t>
+      </w:r>
+      <w:r>
+        <w:t>Skogsstyrelsen.</w:t>
+      </w:r>
+    </w:p>
+    <w:p>
+      <w:r>
+        <w:t xml:space="preserve">SLU Artdatabanken, 2024. </w:t>
+      </w:r>
+      <w:r>
+        <w:rPr>
+          <w:i/>
+        </w:rPr>
+        <w:t xml:space="preserve">Artfaktablad. Naturvård – artfakta. </w:t>
+      </w:r>
+      <w:r>
+        <w:t>SLU Artdatabanken, Uppsala</w:t>
+      </w:r>
+    </w:p>
+    <w:p>
+      <w:pPr>
+        <w:pStyle w:val="Heading1"/>
+      </w:pPr>
+      <w:r>
+        <w:t>Järpe – ekologi samt krav på livsmiljön</w:t>
+      </w:r>
+    </w:p>
+    <w:p>
+      <w:r>
+        <w:t>Järpe är fridlyst enligt 4§ artskyddsförordningen och upptagen i bilaga 1 och 2 EU:s fågeldirektiv. Den finns i sammanhängande grandominerad skog över hela Sverige men förekomsterna är betydligt glesare i Götaland än i övriga landet. Järpen har sina livsmiljöer i tät barrskog med inblandning av lövträd och en väl utvecklad flerskiktad struktur med bärris och yngre eller undertryckta, täta granar i ett lägre skikt, ofta utmed bäckar och åar inne i den skyddande granskogen (SLU Artdatabanken, 2026).</w:t>
+      </w:r>
+    </w:p>
+    <w:p>
+      <w:r>
+        <w:t xml:space="preserve">Arten behöver lämpliga skogsbestånd om sammanlagt minst 25 hektar. Den är mycket stationär inom sitt revir och när ett par etablerat sig stannar de så länge miljön är intakt. Den undviker öppen mark och förﬂyttar sig sällan över större öppna myrar eller åkermark, och är därför känslig för fragmentering. Järpen överlever inte om dess livsmiljö kalavverkas och är även känslig för röjning, gallring och avverkning där unga granar och lövträd inte sparas i tillräcklig omfattning.  Järpe är typisk art för </w:t>
+      </w:r>
+      <w:r>
+        <w:rPr>
+          <w:i/>
+        </w:rPr>
+        <w:t>9010 Taiga, 9740 Skogsbevuxen myr</w:t>
+      </w:r>
+      <w:r>
+        <w:t xml:space="preserve"> och </w:t>
+      </w:r>
+      <w:r>
+        <w:rPr>
+          <w:i/>
+        </w:rPr>
+        <w:t>9080 Lövsumpskog</w:t>
+      </w:r>
+      <w:r>
+        <w:t xml:space="preserve"> (SLU Artdatabanken, 2026).</w:t>
+      </w:r>
+    </w:p>
+    <w:p>
+      <w:pPr>
+        <w:pStyle w:val="Heading2"/>
+      </w:pPr>
+      <w:r>
+        <w:t>Referenser – järpe</w:t>
+      </w:r>
+    </w:p>
+    <w:p>
+      <w:r>
+        <w:t xml:space="preserve">SLU Artdatabanken, 2026. </w:t>
+      </w:r>
+      <w:r>
+        <w:rPr>
+          <w:i/>
+        </w:rPr>
+        <w:t xml:space="preserve">Artfaktablad. Naturvård – artfakta. </w:t>
+      </w:r>
+      <w:r>
+        <w:t>SLU Artdatabanken, Uppsala</w:t>
       </w:r>
     </w:p>
     <w:p>
@@ -2296,7 +2665,7 @@
     <w:r>
       <w:tab/>
       <w:tab/>
-      <w:t>2026-10-06</w:t>
+      <w:t>2026-10-07</w:t>
       <w:br/>
       <w:br/>
     </w:r>

--- a/klagomål/A 57942-2021 FSC-klagomål.docx
+++ b/klagomål/A 57942-2021 FSC-klagomål.docx
@@ -2665,7 +2665,7 @@
     <w:r>
       <w:tab/>
       <w:tab/>
-      <w:t>2026-10-07</w:t>
+      <w:t>2026-10-08</w:t>
       <w:br/>
       <w:br/>
     </w:r>

--- a/klagomål/A 57942-2021 FSC-klagomål.docx
+++ b/klagomål/A 57942-2021 FSC-klagomål.docx
@@ -2665,7 +2665,7 @@
     <w:r>
       <w:tab/>
       <w:tab/>
-      <w:t>2026-10-08</w:t>
+      <w:t>2026-10-09</w:t>
       <w:br/>
       <w:br/>
     </w:r>

--- a/klagomål/A 57942-2021 FSC-klagomål.docx
+++ b/klagomål/A 57942-2021 FSC-klagomål.docx
@@ -2665,7 +2665,7 @@
     <w:r>
       <w:tab/>
       <w:tab/>
-      <w:t>2026-10-09</w:t>
+      <w:t>2026-10-10</w:t>
       <w:br/>
       <w:br/>
     </w:r>

--- a/klagomål/A 57942-2021 FSC-klagomål.docx
+++ b/klagomål/A 57942-2021 FSC-klagomål.docx
@@ -2665,7 +2665,7 @@
     <w:r>
       <w:tab/>
       <w:tab/>
-      <w:t>2026-10-10</w:t>
+      <w:t>2026-10-11</w:t>
       <w:br/>
       <w:br/>
     </w:r>

--- a/klagomål/A 57942-2021 FSC-klagomål.docx
+++ b/klagomål/A 57942-2021 FSC-klagomål.docx
@@ -2665,7 +2665,7 @@
     <w:r>
       <w:tab/>
       <w:tab/>
-      <w:t>2026-10-11</w:t>
+      <w:t>2026-10-12</w:t>
       <w:br/>
       <w:br/>
     </w:r>

--- a/klagomål/A 57942-2021 FSC-klagomål.docx
+++ b/klagomål/A 57942-2021 FSC-klagomål.docx
@@ -2665,7 +2665,7 @@
     <w:r>
       <w:tab/>
       <w:tab/>
-      <w:t>2026-10-12</w:t>
+      <w:t>2026-10-13</w:t>
       <w:br/>
       <w:br/>
     </w:r>

--- a/klagomål/A 57942-2021 FSC-klagomål.docx
+++ b/klagomål/A 57942-2021 FSC-klagomål.docx
@@ -2665,7 +2665,7 @@
     <w:r>
       <w:tab/>
       <w:tab/>
-      <w:t>2026-10-13</w:t>
+      <w:t>2026-10-14</w:t>
       <w:br/>
       <w:br/>
     </w:r>

--- a/klagomål/A 57942-2021 FSC-klagomål.docx
+++ b/klagomål/A 57942-2021 FSC-klagomål.docx
@@ -2665,7 +2665,7 @@
     <w:r>
       <w:tab/>
       <w:tab/>
-      <w:t>2026-10-14</w:t>
+      <w:t>2026-10-15</w:t>
       <w:br/>
       <w:br/>
     </w:r>

--- a/klagomål/A 57942-2021 FSC-klagomål.docx
+++ b/klagomål/A 57942-2021 FSC-klagomål.docx
@@ -2665,7 +2665,7 @@
     <w:r>
       <w:tab/>
       <w:tab/>
-      <w:t>2026-10-15</w:t>
+      <w:t>2026-10-16</w:t>
       <w:br/>
       <w:br/>
     </w:r>

--- a/klagomål/A 57942-2021 FSC-klagomål.docx
+++ b/klagomål/A 57942-2021 FSC-klagomål.docx
@@ -2665,7 +2665,7 @@
     <w:r>
       <w:tab/>
       <w:tab/>
-      <w:t>2026-10-16</w:t>
+      <w:t>2026-10-17</w:t>
       <w:br/>
       <w:br/>
     </w:r>

--- a/klagomål/A 57942-2021 FSC-klagomål.docx
+++ b/klagomål/A 57942-2021 FSC-klagomål.docx
@@ -2665,7 +2665,7 @@
     <w:r>
       <w:tab/>
       <w:tab/>
-      <w:t>2026-10-17</w:t>
+      <w:t>2026-10-18</w:t>
       <w:br/>
       <w:br/>
     </w:r>

--- a/klagomål/A 57942-2021 FSC-klagomål.docx
+++ b/klagomål/A 57942-2021 FSC-klagomål.docx
@@ -2665,7 +2665,7 @@
     <w:r>
       <w:tab/>
       <w:tab/>
-      <w:t>2026-10-18</w:t>
+      <w:t>2026-10-19</w:t>
       <w:br/>
       <w:br/>
     </w:r>
